--- a/毕业设计论文初稿11_终稿优先问题修订稿.docx
+++ b/毕业设计论文初稿11_终稿优先问题修订稿.docx
@@ -7254,7 +7254,7 @@
           <w:sz w:val="24"/>
         </w:rPr>
         <w:tab/>
-        <w:t>R = (C - Q_max) / Q_max × 100%</w:t>
+        <w:t>R = (C - Qmax) / Qmax × 100%</w:t>
         <w:tab/>
         <w:t>（2-4）</w:t>
       </w:r>
@@ -7442,7 +7442,7 @@
           <w:sz w:val="24"/>
         </w:rPr>
         <w:tab/>
-        <w:t>f_1 = min LCC</w:t>
+        <w:t>f₁ = min LCC</w:t>
         <w:tab/>
         <w:t>（2-5）</w:t>
       </w:r>
@@ -7463,7 +7463,7 @@
           <w:sz w:val="24"/>
         </w:rPr>
         <w:tab/>
-        <w:t>f_2 = min R</w:t>
+        <w:t>f₂ = min R</w:t>
         <w:tab/>
         <w:t>（2-6）</w:t>
       </w:r>
@@ -16378,7 +16378,7 @@
           <w:sz w:val="24"/>
         </w:rPr>
         <w:tab/>
-        <w:t>RMSE = √[(1/n) Σ_{i=1}^{n}(y_i - ŷ_i)²]</w:t>
+        <w:t>RMSE = √[(1/n)Σ(yᵢ - ŷᵢ)²]</w:t>
         <w:tab/>
         <w:t>（4-4）</w:t>
       </w:r>
@@ -16424,7 +16424,7 @@
           <w:sz w:val="24"/>
         </w:rPr>
         <w:tab/>
-        <w:t>MAE = (1/n) Σ_{i=1}^{n}|y_i - ŷ_i|</w:t>
+        <w:t>MAE = (1/n)Σ|yᵢ - ŷᵢ|</w:t>
         <w:tab/>
         <w:t>（4-5）</w:t>
       </w:r>
@@ -16473,7 +16473,7 @@
           <w:sz w:val="24"/>
         </w:rPr>
         <w:tab/>
-        <w:t>MAPE = (1/n) Σ_{i=1}^{n}|(y_i - ŷ_i)/y_i| × 100%</w:t>
+        <w:t>MAPE = (1/n)Σ|(yᵢ - ŷᵢ)/yᵢ| × 100%</w:t>
         <w:tab/>
         <w:t>（4-6）</w:t>
       </w:r>
@@ -16516,7 +16516,7 @@
           <w:sz w:val="24"/>
         </w:rPr>
         <w:tab/>
-        <w:t>R² = 1 - [Σ_{i=1}^{n}(y_i - ŷ_i)²] / [Σ_{i=1}^{n}(y_i - ȳ)²]</w:t>
+        <w:t>R² = 1 - Σ(yᵢ - ŷᵢ)² / Σ(yᵢ - ȳ)²</w:t>
         <w:tab/>
         <w:t>（4-7）</w:t>
       </w:r>
@@ -16543,46 +16543,7 @@
         <w:ind w:firstLine="480"/>
       </w:pPr>
       <w:r>
-        <w:t>式中，</w:t>
-      </w:r>
-      <w:proofErr w:type="spellStart"/>
-      <w:r>
-        <w:t>yi</w:t>
-      </w:r>
-      <w:proofErr w:type="spellEnd"/>
-      <w:r>
-        <w:t xml:space="preserve"> </w:t>
-      </w:r>
-      <w:r>
-        <w:t>为真实负荷值，</w:t>
-      </w:r>
-      <w:proofErr w:type="spellStart"/>
-      <w:r>
-        <w:t>yhat_i</w:t>
-      </w:r>
-      <w:proofErr w:type="spellEnd"/>
-      <w:r>
-        <w:t xml:space="preserve"> </w:t>
-      </w:r>
-      <w:r>
-        <w:t>为模型预测值，</w:t>
-      </w:r>
-      <w:proofErr w:type="spellStart"/>
-      <w:r>
-        <w:t>ybar</w:t>
-      </w:r>
-      <w:proofErr w:type="spellEnd"/>
-      <w:r>
-        <w:t xml:space="preserve"> </w:t>
-      </w:r>
-      <w:r>
-        <w:t>为真实负荷均值，</w:t>
-      </w:r>
-      <w:r>
-        <w:t xml:space="preserve">n </w:t>
-      </w:r>
-      <w:r>
-        <w:t>为测试样本数量。</w:t>
+        <w:t>式中，yᵢ 为真实负荷值，ŷᵢ 为模型预测值，ȳ 为真实负荷均值，n 为测试样本数量。</w:t>
       </w:r>
     </w:p>
     <w:p>
@@ -22166,7 +22127,7 @@
           <w:sz w:val="24"/>
         </w:rPr>
         <w:tab/>
-        <w:t>f_1 = min LCC</w:t>
+        <w:t>f₁ = min LCC</w:t>
         <w:tab/>
         <w:t>（5-4）</w:t>
       </w:r>
@@ -22447,7 +22408,7 @@
           <w:sz w:val="24"/>
         </w:rPr>
         <w:tab/>
-        <w:t>f_2 = min R</w:t>
+        <w:t>f₂ = min R</w:t>
         <w:tab/>
         <w:t>（5-7）</w:t>
       </w:r>
@@ -24418,7 +24379,7 @@
         </w:rPr>
         <w:drawing>
           <wp:inline distT="0" distB="0" distL="0" distR="0" wp14:anchorId="3E6FE16D" wp14:editId="6527EE02">
-            <wp:extent cx="4480560" cy="2999232"/>
+            <wp:extent cx="3840480" cy="2569464"/>
             <wp:effectExtent l="0" t="0" r="0" b="0"/>
             <wp:docPr id="40" name="Picture 40"/>
             <wp:cNvGraphicFramePr>
@@ -24440,7 +24401,7 @@
                   <pic:spPr>
                     <a:xfrm>
                       <a:off x="0" y="0"/>
-                      <a:ext cx="4480560" cy="2999232"/>
+                      <a:ext cx="3840480" cy="2569464"/>
                     </a:xfrm>
                     <a:prstGeom prst="rect">
                       <a:avLst/>
